--- a/content/CO0001/CO0001 – LO.HTM.docx
+++ b/content/CO0001/CO0001 – LO.HTM.docx
@@ -55,7 +55,7 @@
           <w:highlight w:val="white"/>
           <w:rtl w:val="0"/>
         </w:rPr>
-        <w:t xml:space="preserve">Xxxx this course the learning objectives are closely aligned to the requirements of Unit 6 of the BTEC National. These are all included in this course. They are:</w:t>
+        <w:t xml:space="preserve">Xxxxxx this course the learning objectives are closely aligned to the requirements of Unit 6 of the BTEC National. These are all included in this course. They are:</w:t>
       </w:r>
     </w:p>
     <w:tbl>
@@ -11928,7 +11928,7 @@
   <w:docDefaults>
     <w:rPrDefault>
       <w:rPr>
-        <w:rFonts w:ascii="Arial" w:cs="Arial" w:eastAsia="Arial" w:hAnsi="Arial"/>
+        <w:rFonts w:ascii="Calibri" w:cs="Calibri" w:eastAsia="Calibri" w:hAnsi="Calibri"/>
         <w:color w:val="1a1a2e"/>
         <w:sz w:val="22"/>
         <w:szCs w:val="22"/>
